--- a/Documents/24DIT021_AWDF_P5.docx
+++ b/Documents/24DIT021_AWDF_P5.docx
@@ -4,23 +4,34 @@
   <w:body>
     <w:p>
       <w:pPr>
-        <w:spacing w:after="80"/>
+        <w:spacing w:before="240" w:after="60"/>
+        <w:jc w:val="center"/>
       </w:pPr>
       <w:r>
         <w:rPr>
+          <w:rFonts w:ascii="Times New Roman" w:hAnsi="Times New Roman"/>
           <w:b/>
-          <w:sz w:val="64"/>
+          <w:i w:val="0"/>
+          <w:color w:val="0F172A"/>
+          <w:sz w:val="44"/>
+          <w:rFonts w:ascii="Times New Roman" w:hAnsi="Times New Roman" w:cs="Times New Roman"/>
         </w:rPr>
         <w:t>PRACTICAL 5</w:t>
       </w:r>
     </w:p>
     <w:p>
       <w:pPr>
-        <w:spacing w:after="40"/>
+        <w:spacing w:after="60"/>
+        <w:jc w:val="center"/>
       </w:pPr>
       <w:r>
         <w:rPr>
-          <w:sz w:val="24"/>
+          <w:rFonts w:ascii="Times New Roman" w:hAnsi="Times New Roman"/>
+          <w:b/>
+          <w:i w:val="0"/>
+          <w:color w:val="1E293B"/>
+          <w:sz w:val="32"/>
+          <w:rFonts w:ascii="Times New Roman" w:hAnsi="Times New Roman" w:cs="Times New Roman"/>
         </w:rPr>
         <w:t>MongoDB Integration and Schema Design with Mongoose</w:t>
       </w:r>
@@ -28,10 +39,16 @@
     <w:p>
       <w:pPr>
         <w:spacing w:after="40"/>
+        <w:jc w:val="center"/>
       </w:pPr>
       <w:r>
         <w:rPr>
+          <w:rFonts w:ascii="Times New Roman" w:hAnsi="Times New Roman"/>
+          <w:b/>
+          <w:i w:val="0"/>
+          <w:color w:val="334155"/>
           <w:sz w:val="24"/>
+          <w:rFonts w:ascii="Times New Roman" w:hAnsi="Times New Roman" w:cs="Times New Roman"/>
         </w:rPr>
         <w:t>Roll No:- 24DIT021</w:t>
       </w:r>
@@ -39,10 +56,16 @@
     <w:p>
       <w:pPr>
         <w:spacing w:after="40"/>
+        <w:jc w:val="center"/>
       </w:pPr>
       <w:r>
         <w:rPr>
-          <w:sz w:val="24"/>
+          <w:rFonts w:ascii="Times New Roman" w:hAnsi="Times New Roman"/>
+          <w:b w:val="0"/>
+          <w:i w:val="0"/>
+          <w:color w:val="334155"/>
+          <w:sz w:val="22"/>
+          <w:rFonts w:ascii="Times New Roman" w:hAnsi="Times New Roman" w:cs="Times New Roman"/>
         </w:rPr>
         <w:t>Subject: Advanced Web Development Frameworks (ITUE301)</w:t>
       </w:r>
@@ -50,10 +73,16 @@
     <w:p>
       <w:pPr>
         <w:spacing w:after="40"/>
+        <w:jc w:val="center"/>
       </w:pPr>
       <w:r>
         <w:rPr>
-          <w:sz w:val="24"/>
+          <w:rFonts w:ascii="Times New Roman" w:hAnsi="Times New Roman"/>
+          <w:b w:val="0"/>
+          <w:i w:val="0"/>
+          <w:color w:val="334155"/>
+          <w:sz w:val="22"/>
+          <w:rFonts w:ascii="Times New Roman" w:hAnsi="Times New Roman" w:cs="Times New Roman"/>
         </w:rPr>
         <w:t>Semester: 5th Semester B.Tech Information Technology</w:t>
       </w:r>
@@ -61,408 +90,639 @@
     <w:p>
       <w:pPr>
         <w:spacing w:after="40"/>
+        <w:jc w:val="center"/>
       </w:pPr>
       <w:r>
         <w:rPr>
-          <w:sz w:val="24"/>
+          <w:rFonts w:ascii="Times New Roman" w:hAnsi="Times New Roman"/>
+          <w:b w:val="0"/>
+          <w:i w:val="0"/>
+          <w:color w:val="334155"/>
+          <w:sz w:val="22"/>
+          <w:rFonts w:ascii="Times New Roman" w:hAnsi="Times New Roman" w:cs="Times New Roman"/>
         </w:rPr>
         <w:t>Faculty of Technology and Engineering, CHARUSAT</w:t>
       </w:r>
     </w:p>
     <w:p>
       <w:pPr>
-        <w:spacing w:after="160"/>
+        <w:spacing w:after="120"/>
       </w:pPr>
     </w:p>
     <w:p>
       <w:pPr>
-        <w:spacing w:before="280" w:after="120"/>
+        <w:spacing w:before="240" w:after="80"/>
       </w:pPr>
       <w:r>
         <w:rPr>
+          <w:rFonts w:ascii="Times New Roman" w:hAnsi="Times New Roman"/>
           <w:b/>
-          <w:sz w:val="40"/>
+          <w:i w:val="0"/>
+          <w:color w:val="0F172A"/>
+          <w:sz w:val="32"/>
+          <w:rFonts w:ascii="Times New Roman" w:hAnsi="Times New Roman" w:cs="Times New Roman"/>
         </w:rPr>
         <w:t>1. Problem Statement</w:t>
       </w:r>
     </w:p>
     <w:p>
       <w:pPr>
-        <w:spacing w:after="120" w:line="276" w:lineRule="auto"/>
+        <w:spacing w:after="80" w:line="276" w:lineRule="auto"/>
       </w:pPr>
       <w:r>
         <w:rPr>
+          <w:rFonts w:ascii="Times New Roman" w:hAnsi="Times New Roman"/>
+          <w:b w:val="0"/>
+          <w:i w:val="0"/>
+          <w:color w:val="1E293B"/>
           <w:sz w:val="22"/>
+          <w:rFonts w:ascii="Times New Roman" w:hAnsi="Times New Roman" w:cs="Times New Roman"/>
         </w:rPr>
         <w:t>Extend the Task Management backend by connecting MongoDB using Mongoose ODM. Define a validated Task schema with title, description, completed, and priority enum. Replace in-memory array operations with Mongoose model methods (find, create, findByIdAndUpdate, findByIdAndDelete) and ensure validation errors return structured JSON.</w:t>
       </w:r>
     </w:p>
     <w:p>
       <w:pPr>
-        <w:spacing w:before="280" w:after="120"/>
+        <w:spacing w:before="240" w:after="80"/>
       </w:pPr>
       <w:r>
         <w:rPr>
+          <w:rFonts w:ascii="Times New Roman" w:hAnsi="Times New Roman"/>
           <w:b/>
-          <w:sz w:val="40"/>
+          <w:i w:val="0"/>
+          <w:color w:val="0F172A"/>
+          <w:sz w:val="32"/>
+          <w:rFonts w:ascii="Times New Roman" w:hAnsi="Times New Roman" w:cs="Times New Roman"/>
         </w:rPr>
         <w:t>2. Objective</w:t>
       </w:r>
     </w:p>
     <w:p>
       <w:pPr>
-        <w:spacing w:after="120" w:line="276" w:lineRule="auto"/>
+        <w:spacing w:after="80" w:line="276" w:lineRule="auto"/>
       </w:pPr>
       <w:r>
         <w:rPr>
+          <w:rFonts w:ascii="Times New Roman" w:hAnsi="Times New Roman"/>
+          <w:b w:val="0"/>
+          <w:i w:val="0"/>
+          <w:color w:val="1E293B"/>
           <w:sz w:val="22"/>
+          <w:rFonts w:ascii="Times New Roman" w:hAnsi="Times New Roman" w:cs="Times New Roman"/>
         </w:rPr>
         <w:t>To connect an Express server to a MongoDB database, design a strongly-typed schema with validation constraints, and execute real CRUD operations with persistent database storage.</w:t>
       </w:r>
     </w:p>
     <w:p>
       <w:pPr>
-        <w:spacing w:before="280" w:after="120"/>
+        <w:spacing w:before="240" w:after="80"/>
       </w:pPr>
       <w:r>
         <w:rPr>
+          <w:rFonts w:ascii="Times New Roman" w:hAnsi="Times New Roman"/>
           <w:b/>
-          <w:sz w:val="40"/>
+          <w:i w:val="0"/>
+          <w:color w:val="0F172A"/>
+          <w:sz w:val="32"/>
+          <w:rFonts w:ascii="Times New Roman" w:hAnsi="Times New Roman" w:cs="Times New Roman"/>
         </w:rPr>
         <w:t>3. Theory / Concepts Used</w:t>
       </w:r>
     </w:p>
     <w:p>
       <w:pPr>
-        <w:pStyle w:val="ListParagraph"/>
+        <w:pStyle w:val="ListBullet"/>
         <w:spacing w:after="60" w:line="276" w:lineRule="auto"/>
       </w:pPr>
       <w:r>
         <w:rPr>
+          <w:rFonts w:ascii="Times New Roman" w:hAnsi="Times New Roman"/>
+          <w:b w:val="0"/>
+          <w:i w:val="0"/>
+          <w:color w:val="1E293B"/>
           <w:sz w:val="22"/>
+          <w:rFonts w:ascii="Times New Roman" w:hAnsi="Times New Roman" w:cs="Times New Roman"/>
         </w:rPr>
         <w:t>MongoDB is a NoSQL, document-oriented database storing flexible BSON/JSON records.</w:t>
       </w:r>
     </w:p>
     <w:p>
       <w:pPr>
-        <w:pStyle w:val="ListParagraph"/>
+        <w:pStyle w:val="ListBullet"/>
         <w:spacing w:after="60" w:line="276" w:lineRule="auto"/>
       </w:pPr>
       <w:r>
         <w:rPr>
+          <w:rFonts w:ascii="Times New Roman" w:hAnsi="Times New Roman"/>
+          <w:b w:val="0"/>
+          <w:i w:val="0"/>
+          <w:color w:val="1E293B"/>
           <w:sz w:val="22"/>
+          <w:rFonts w:ascii="Times New Roman" w:hAnsi="Times New Roman" w:cs="Times New Roman"/>
         </w:rPr>
         <w:t>Mongoose is an Object Data Modeling (ODM) library providing schema definition, type casting, validation, and middleware hooks for Node.js.</w:t>
       </w:r>
     </w:p>
     <w:p>
       <w:pPr>
-        <w:pStyle w:val="ListParagraph"/>
+        <w:pStyle w:val="ListBullet"/>
         <w:spacing w:after="60" w:line="276" w:lineRule="auto"/>
       </w:pPr>
       <w:r>
         <w:rPr>
+          <w:rFonts w:ascii="Times New Roman" w:hAnsi="Times New Roman"/>
+          <w:b w:val="0"/>
+          <w:i w:val="0"/>
+          <w:color w:val="1E293B"/>
           <w:sz w:val="22"/>
+          <w:rFonts w:ascii="Times New Roman" w:hAnsi="Times New Roman" w:cs="Times New Roman"/>
         </w:rPr>
         <w:t>Application-level validation enforces data integrity (required fields, enums, defaults) before data reaches the database engine.</w:t>
       </w:r>
     </w:p>
     <w:p>
       <w:pPr>
-        <w:pStyle w:val="ListParagraph"/>
+        <w:pStyle w:val="ListBullet"/>
         <w:spacing w:after="60" w:line="276" w:lineRule="auto"/>
       </w:pPr>
       <w:r>
         <w:rPr>
+          <w:rFonts w:ascii="Times New Roman" w:hAnsi="Times New Roman"/>
+          <w:b w:val="0"/>
+          <w:i w:val="0"/>
+          <w:color w:val="1E293B"/>
           <w:sz w:val="22"/>
+          <w:rFonts w:ascii="Times New Roman" w:hAnsi="Times New Roman" w:cs="Times New Roman"/>
         </w:rPr>
         <w:t>Pre-save hooks in Mongoose intercept documents prior to saving to perform data sanitization such as trimming whitespace.</w:t>
       </w:r>
     </w:p>
     <w:p>
       <w:pPr>
-        <w:pStyle w:val="ListParagraph"/>
+        <w:pStyle w:val="ListBullet"/>
         <w:spacing w:after="60" w:line="276" w:lineRule="auto"/>
       </w:pPr>
       <w:r>
         <w:rPr>
+          <w:rFonts w:ascii="Times New Roman" w:hAnsi="Times New Roman"/>
+          <w:b w:val="0"/>
+          <w:i w:val="0"/>
+          <w:color w:val="1E293B"/>
           <w:sz w:val="22"/>
+          <w:rFonts w:ascii="Times New Roman" w:hAnsi="Times New Roman" w:cs="Times New Roman"/>
         </w:rPr>
         <w:t>Mongoose methods: find(), create(), findByIdAndUpdate(), and findByIdAndDelete() handle persistent CRUD.</w:t>
       </w:r>
     </w:p>
     <w:p>
       <w:pPr>
-        <w:spacing w:before="280" w:after="120"/>
+        <w:spacing w:before="240" w:after="80"/>
       </w:pPr>
       <w:r>
         <w:rPr>
+          <w:rFonts w:ascii="Times New Roman" w:hAnsi="Times New Roman"/>
           <w:b/>
-          <w:sz w:val="40"/>
+          <w:i w:val="0"/>
+          <w:color w:val="0F172A"/>
+          <w:sz w:val="32"/>
+          <w:rFonts w:ascii="Times New Roman" w:hAnsi="Times New Roman" w:cs="Times New Roman"/>
         </w:rPr>
         <w:t>4. Solution Approach</w:t>
       </w:r>
     </w:p>
     <w:p>
       <w:pPr>
-        <w:pStyle w:val="ListParagraph"/>
+        <w:pStyle w:val="ListNumber"/>
         <w:spacing w:after="60" w:line="276" w:lineRule="auto"/>
       </w:pPr>
       <w:r>
         <w:rPr>
+          <w:rFonts w:ascii="Times New Roman" w:hAnsi="Times New Roman"/>
+          <w:b w:val="0"/>
+          <w:i w:val="0"/>
+          <w:color w:val="1E293B"/>
           <w:sz w:val="22"/>
+          <w:rFonts w:ascii="Times New Roman" w:hAnsi="Times New Roman" w:cs="Times New Roman"/>
         </w:rPr>
         <w:t>Install mongoose and dotenv in task-manager-api.</w:t>
       </w:r>
     </w:p>
     <w:p>
       <w:pPr>
-        <w:pStyle w:val="ListParagraph"/>
+        <w:pStyle w:val="ListNumber"/>
         <w:spacing w:after="60" w:line="276" w:lineRule="auto"/>
       </w:pPr>
       <w:r>
         <w:rPr>
+          <w:rFonts w:ascii="Times New Roman" w:hAnsi="Times New Roman"/>
+          <w:b w:val="0"/>
+          <w:i w:val="0"/>
+          <w:color w:val="1E293B"/>
           <w:sz w:val="22"/>
+          <w:rFonts w:ascii="Times New Roman" w:hAnsi="Times New Roman" w:cs="Times New Roman"/>
         </w:rPr>
         <w:t>Establish connection in server.js using mongoose.connect(process.env.MONGO_URI).</w:t>
       </w:r>
     </w:p>
     <w:p>
       <w:pPr>
-        <w:pStyle w:val="ListParagraph"/>
+        <w:pStyle w:val="ListNumber"/>
         <w:spacing w:after="60" w:line="276" w:lineRule="auto"/>
       </w:pPr>
       <w:r>
         <w:rPr>
+          <w:rFonts w:ascii="Times New Roman" w:hAnsi="Times New Roman"/>
+          <w:b w:val="0"/>
+          <w:i w:val="0"/>
+          <w:color w:val="1E293B"/>
           <w:sz w:val="22"/>
+          <w:rFonts w:ascii="Times New Roman" w:hAnsi="Times New Roman" w:cs="Times New Roman"/>
         </w:rPr>
         <w:t>Define Task schema in models/Task.js with title (required, trim), description, completed (default false), and priority enum (['low', 'medium', 'high']).</w:t>
       </w:r>
     </w:p>
     <w:p>
       <w:pPr>
-        <w:pStyle w:val="ListParagraph"/>
+        <w:pStyle w:val="ListNumber"/>
         <w:spacing w:after="60" w:line="276" w:lineRule="auto"/>
       </w:pPr>
       <w:r>
         <w:rPr>
+          <w:rFonts w:ascii="Times New Roman" w:hAnsi="Times New Roman"/>
+          <w:b w:val="0"/>
+          <w:i w:val="0"/>
+          <w:color w:val="1E293B"/>
           <w:sz w:val="22"/>
+          <w:rFonts w:ascii="Times New Roman" w:hAnsi="Times New Roman" w:cs="Times New Roman"/>
         </w:rPr>
         <w:t>Attach a pre('save') hook to automatically trim title whitespace.</w:t>
       </w:r>
     </w:p>
     <w:p>
       <w:pPr>
-        <w:pStyle w:val="ListParagraph"/>
+        <w:pStyle w:val="ListNumber"/>
         <w:spacing w:after="60" w:line="276" w:lineRule="auto"/>
       </w:pPr>
       <w:r>
         <w:rPr>
+          <w:rFonts w:ascii="Times New Roman" w:hAnsi="Times New Roman"/>
+          <w:b w:val="0"/>
+          <w:i w:val="0"/>
+          <w:color w:val="1E293B"/>
           <w:sz w:val="22"/>
+          <w:rFonts w:ascii="Times New Roman" w:hAnsi="Times New Roman" w:cs="Times New Roman"/>
         </w:rPr>
         <w:t>Refactor taskRoutes.js to query MongoDB using async/await and Mongoose model methods.</w:t>
       </w:r>
     </w:p>
     <w:p>
       <w:pPr>
-        <w:pStyle w:val="ListParagraph"/>
+        <w:pStyle w:val="ListNumber"/>
         <w:spacing w:after="60" w:line="276" w:lineRule="auto"/>
       </w:pPr>
       <w:r>
         <w:rPr>
+          <w:rFonts w:ascii="Times New Roman" w:hAnsi="Times New Roman"/>
+          <w:b w:val="0"/>
+          <w:i w:val="0"/>
+          <w:color w:val="1E293B"/>
           <w:sz w:val="22"/>
+          <w:rFonts w:ascii="Times New Roman" w:hAnsi="Times New Roman" w:cs="Times New Roman"/>
         </w:rPr>
         <w:t>Provide an in-memory fallback array when MongoDB is offline for uninterrupted evaluation.</w:t>
       </w:r>
     </w:p>
     <w:p>
       <w:pPr>
-        <w:pStyle w:val="ListParagraph"/>
+        <w:pStyle w:val="ListNumber"/>
         <w:spacing w:after="60" w:line="276" w:lineRule="auto"/>
       </w:pPr>
       <w:r>
         <w:rPr>
+          <w:rFonts w:ascii="Times New Roman" w:hAnsi="Times New Roman"/>
+          <w:b w:val="0"/>
+          <w:i w:val="0"/>
+          <w:color w:val="1E293B"/>
           <w:sz w:val="22"/>
+          <w:rFonts w:ascii="Times New Roman" w:hAnsi="Times New Roman" w:cs="Times New Roman"/>
         </w:rPr>
-        <w:t>Verify all endpoints and validation error shapes using Thunder Client.</w:t>
+        <w:t>Verify all endpoints and validation error shapes using Thunder Client / Postman.</w:t>
       </w:r>
     </w:p>
     <w:p>
       <w:pPr>
-        <w:spacing w:before="280" w:after="120"/>
+        <w:spacing w:before="240" w:after="80"/>
       </w:pPr>
       <w:r>
         <w:rPr>
+          <w:rFonts w:ascii="Times New Roman" w:hAnsi="Times New Roman"/>
           <w:b/>
-          <w:sz w:val="40"/>
+          <w:i w:val="0"/>
+          <w:color w:val="0F172A"/>
+          <w:sz w:val="32"/>
+          <w:rFonts w:ascii="Times New Roman" w:hAnsi="Times New Roman" w:cs="Times New Roman"/>
         </w:rPr>
         <w:t>5. Architecture and Workflow Diagram</w:t>
       </w:r>
     </w:p>
+    <w:tbl>
+      <w:tblPr>
+        <w:tblW w:type="auto" w:w="0"/>
+        <w:jc w:val="center"/>
+        <w:tblLayout w:type="fixed"/>
+        <w:tblLook w:firstColumn="1" w:firstRow="1" w:lastColumn="0" w:lastRow="0" w:noHBand="0" w:noVBand="1" w:val="04A0"/>
+      </w:tblPr>
+      <w:tblGrid>
+        <w:gridCol w:w="10080"/>
+      </w:tblGrid>
+      <w:tr>
+        <w:tc>
+          <w:tcPr>
+            <w:tcW w:type="dxa" w:w="9792"/>
+            <w:shd w:fill="F8FAFC"/>
+            <w:tcBorders>
+              <w:top w:val="single" w:sz="4" w:space="0" w:color="E2E8F0"/>
+              <w:left w:val="single" w:sz="12" w:space="0" w:color="3B82F6"/>
+              <w:bottom w:val="single" w:sz="4" w:space="0" w:color="E2E8F0"/>
+              <w:right w:val="single" w:sz="4" w:space="0" w:color="E2E8F0"/>
+            </w:tcBorders>
+            <w:tcMar>
+              <w:top w:w="120" w:type="dxa"/>
+              <w:bottom w:w="120" w:type="dxa"/>
+              <w:left w:w="160" w:type="dxa"/>
+              <w:right w:w="160" w:type="dxa"/>
+            </w:tcMar>
+          </w:tcPr>
+          <w:p>
+            <w:pPr>
+              <w:spacing w:before="40" w:after="40" w:line="252" w:lineRule="auto"/>
+            </w:pPr>
+            <w:r>
+              <w:rPr>
+                <w:rFonts w:ascii="Consolas" w:hAnsi="Consolas"/>
+                <w:b w:val="0"/>
+                <w:i w:val="0"/>
+                <w:color w:val="1E293B"/>
+                <w:sz w:val="18"/>
+                <w:rFonts w:ascii="Consolas" w:hAnsi="Consolas" w:cs="Consolas"/>
+              </w:rPr>
+              <w:t>Client (Postman / Browser)</w:t>
+              <w:br/>
+              <w:t xml:space="preserve">       |</w:t>
+              <w:br/>
+              <w:t xml:space="preserve">       v</w:t>
+              <w:br/>
+              <w:t>Express App (port 5000)</w:t>
+              <w:br/>
+              <w:t xml:space="preserve">       |</w:t>
+              <w:br/>
+              <w:t xml:space="preserve">       v</w:t>
+              <w:br/>
+              <w:t xml:space="preserve"> Mongoose ODM (Schema Validation &amp; Pre-save Hooks)</w:t>
+              <w:br/>
+              <w:t xml:space="preserve">       |</w:t>
+              <w:br/>
+              <w:t xml:space="preserve">       v</w:t>
+              <w:br/>
+              <w:t>MongoDB Database (mongodb://localhost:27017/taskManagerDB)</w:t>
+              <w:br/>
+              <w:t xml:space="preserve">   └── tasks collection { _id, title, description, completed, priority, createdAt }</w:t>
+            </w:r>
+          </w:p>
+        </w:tc>
+      </w:tr>
+    </w:tbl>
     <w:p>
       <w:pPr>
-        <w:spacing w:before="80" w:after="120"/>
-        <w:ind w:left="288"/>
+        <w:spacing w:after="80"/>
+      </w:pPr>
+    </w:p>
+    <w:p>
+      <w:pPr>
+        <w:spacing w:before="240" w:after="80"/>
       </w:pPr>
       <w:r>
         <w:rPr>
-          <w:rFonts w:ascii="Consolas" w:hAnsi="Consolas"/>
-          <w:color w:val="1E293B"/>
-          <w:sz w:val="19"/>
-        </w:rPr>
-        <w:t>Client (Postman / Browser)</w:t>
-        <w:br/>
-        <w:t xml:space="preserve">       |</w:t>
-        <w:br/>
-        <w:t xml:space="preserve">       v</w:t>
-        <w:br/>
-        <w:t>Express App (port 5000)</w:t>
-        <w:br/>
-        <w:t xml:space="preserve">       |</w:t>
-        <w:br/>
-        <w:t xml:space="preserve">       v</w:t>
-        <w:br/>
-        <w:t xml:space="preserve"> Mongoose ODM (Schema Validation &amp; Pre-save Hooks)</w:t>
-        <w:br/>
-        <w:t xml:space="preserve">       |</w:t>
-        <w:br/>
-        <w:t xml:space="preserve">       v</w:t>
-        <w:br/>
-        <w:t>MongoDB Database (mongodb://localhost:27017/taskManagerDB)</w:t>
-        <w:br/>
-        <w:t xml:space="preserve">   └── tasks collection { _id, title, description, completed, priority, createdAt }</w:t>
-      </w:r>
-    </w:p>
-    <w:p>
-      <w:pPr>
-        <w:spacing w:before="280" w:after="120"/>
-      </w:pPr>
-      <w:r>
-        <w:rPr>
+          <w:rFonts w:ascii="Times New Roman" w:hAnsi="Times New Roman"/>
           <w:b/>
-          <w:sz w:val="40"/>
+          <w:i w:val="0"/>
+          <w:color w:val="0F172A"/>
+          <w:sz w:val="32"/>
+          <w:rFonts w:ascii="Times New Roman" w:hAnsi="Times New Roman" w:cs="Times New Roman"/>
         </w:rPr>
         <w:t>6. Key Implementation Code Snippets</w:t>
       </w:r>
     </w:p>
     <w:p>
       <w:pPr>
-        <w:spacing w:before="200" w:after="80"/>
+        <w:spacing w:before="160" w:after="40"/>
       </w:pPr>
       <w:r>
         <w:rPr>
+          <w:rFonts w:ascii="Times New Roman" w:hAnsi="Times New Roman"/>
           <w:b/>
-          <w:sz w:val="28"/>
+          <w:i w:val="0"/>
+          <w:color w:val="1E293B"/>
+          <w:sz w:val="24"/>
+          <w:rFonts w:ascii="Times New Roman" w:hAnsi="Times New Roman" w:cs="Times New Roman"/>
         </w:rPr>
         <w:t>Source File: models/Task.js</w:t>
       </w:r>
     </w:p>
+    <w:tbl>
+      <w:tblPr>
+        <w:tblW w:type="auto" w:w="0"/>
+        <w:jc w:val="center"/>
+        <w:tblLayout w:type="fixed"/>
+        <w:tblLook w:firstColumn="1" w:firstRow="1" w:lastColumn="0" w:lastRow="0" w:noHBand="0" w:noVBand="1" w:val="04A0"/>
+      </w:tblPr>
+      <w:tblGrid>
+        <w:gridCol w:w="10080"/>
+      </w:tblGrid>
+      <w:tr>
+        <w:tc>
+          <w:tcPr>
+            <w:tcW w:type="dxa" w:w="9792"/>
+            <w:shd w:fill="F8FAFC"/>
+            <w:tcBorders>
+              <w:top w:val="single" w:sz="4" w:space="0" w:color="E2E8F0"/>
+              <w:left w:val="single" w:sz="12" w:space="0" w:color="3B82F6"/>
+              <w:bottom w:val="single" w:sz="4" w:space="0" w:color="E2E8F0"/>
+              <w:right w:val="single" w:sz="4" w:space="0" w:color="E2E8F0"/>
+            </w:tcBorders>
+            <w:tcMar>
+              <w:top w:w="120" w:type="dxa"/>
+              <w:bottom w:w="120" w:type="dxa"/>
+              <w:left w:w="160" w:type="dxa"/>
+              <w:right w:w="160" w:type="dxa"/>
+            </w:tcMar>
+          </w:tcPr>
+          <w:p>
+            <w:pPr>
+              <w:spacing w:before="40" w:after="40" w:line="252" w:lineRule="auto"/>
+            </w:pPr>
+            <w:r>
+              <w:rPr>
+                <w:rFonts w:ascii="Consolas" w:hAnsi="Consolas"/>
+                <w:b w:val="0"/>
+                <w:i w:val="0"/>
+                <w:color w:val="1E293B"/>
+                <w:sz w:val="18"/>
+                <w:rFonts w:ascii="Consolas" w:hAnsi="Consolas" w:cs="Consolas"/>
+              </w:rPr>
+              <w:t>const taskSchema = new mongoose.Schema({</w:t>
+              <w:br/>
+              <w:t xml:space="preserve">  title: { type: String, required: [true, 'Task title is required'], trim: true },</w:t>
+              <w:br/>
+              <w:t xml:space="preserve">  description: { type: String, default: '', trim: true },</w:t>
+              <w:br/>
+              <w:t xml:space="preserve">  completed: { type: Boolean, default: false },</w:t>
+              <w:br/>
+              <w:t xml:space="preserve">  priority: { type: String, enum: ['low', 'medium', 'high'], default: 'medium' },</w:t>
+              <w:br/>
+              <w:t xml:space="preserve">  createdAt: { type: Date, default: Date.now },</w:t>
+              <w:br/>
+              <w:t>});</w:t>
+              <w:br/>
+              <w:br/>
+              <w:t>taskSchema.pre('save', function (next) {</w:t>
+              <w:br/>
+              <w:t xml:space="preserve">  if (this.title) this.title = this.title.trim();</w:t>
+              <w:br/>
+              <w:t xml:space="preserve">  if (typeof next === 'function') next();</w:t>
+              <w:br/>
+              <w:t>});</w:t>
+            </w:r>
+          </w:p>
+        </w:tc>
+      </w:tr>
+    </w:tbl>
     <w:p>
       <w:pPr>
-        <w:spacing w:before="80" w:after="120"/>
-        <w:ind w:left="288"/>
+        <w:spacing w:after="80"/>
+      </w:pPr>
+    </w:p>
+    <w:p>
+      <w:pPr>
+        <w:spacing w:before="160" w:after="40"/>
       </w:pPr>
       <w:r>
         <w:rPr>
-          <w:rFonts w:ascii="Consolas" w:hAnsi="Consolas"/>
+          <w:rFonts w:ascii="Times New Roman" w:hAnsi="Times New Roman"/>
+          <w:b/>
+          <w:i w:val="0"/>
           <w:color w:val="1E293B"/>
-          <w:sz w:val="19"/>
-        </w:rPr>
-        <w:t>const taskSchema = new mongoose.Schema({</w:t>
-        <w:br/>
-        <w:t xml:space="preserve">  title: { type: String, required: [true, 'Task title is required'], trim: true },</w:t>
-        <w:br/>
-        <w:t xml:space="preserve">  description: { type: String, default: '', trim: true },</w:t>
-        <w:br/>
-        <w:t xml:space="preserve">  completed: { type: Boolean, default: false },</w:t>
-        <w:br/>
-        <w:t xml:space="preserve">  priority: { type: String, enum: ['low', 'medium', 'high'], default: 'medium' },</w:t>
-        <w:br/>
-        <w:t xml:space="preserve">  createdAt: { type: Date, default: Date.now },</w:t>
-        <w:br/>
-        <w:t>});</w:t>
-        <w:br/>
-        <w:br/>
-        <w:t>taskSchema.pre('save', function (next) {</w:t>
-        <w:br/>
-        <w:t xml:space="preserve">  if (this.title) this.title = this.title.trim();</w:t>
-        <w:br/>
-        <w:t xml:space="preserve">  if (typeof next === 'function') next();</w:t>
-        <w:br/>
-        <w:t>});</w:t>
-      </w:r>
-    </w:p>
-    <w:p>
-      <w:pPr>
-        <w:spacing w:before="200" w:after="80"/>
-      </w:pPr>
-      <w:r>
-        <w:rPr>
-          <w:b/>
-          <w:sz w:val="28"/>
+          <w:sz w:val="24"/>
+          <w:rFonts w:ascii="Times New Roman" w:hAnsi="Times New Roman" w:cs="Times New Roman"/>
         </w:rPr>
         <w:t>Source File: routes/taskRoutes.js</w:t>
       </w:r>
     </w:p>
+    <w:tbl>
+      <w:tblPr>
+        <w:tblW w:type="auto" w:w="0"/>
+        <w:jc w:val="center"/>
+        <w:tblLayout w:type="fixed"/>
+        <w:tblLook w:firstColumn="1" w:firstRow="1" w:lastColumn="0" w:lastRow="0" w:noHBand="0" w:noVBand="1" w:val="04A0"/>
+      </w:tblPr>
+      <w:tblGrid>
+        <w:gridCol w:w="10080"/>
+      </w:tblGrid>
+      <w:tr>
+        <w:tc>
+          <w:tcPr>
+            <w:tcW w:type="dxa" w:w="9792"/>
+            <w:shd w:fill="F8FAFC"/>
+            <w:tcBorders>
+              <w:top w:val="single" w:sz="4" w:space="0" w:color="E2E8F0"/>
+              <w:left w:val="single" w:sz="12" w:space="0" w:color="3B82F6"/>
+              <w:bottom w:val="single" w:sz="4" w:space="0" w:color="E2E8F0"/>
+              <w:right w:val="single" w:sz="4" w:space="0" w:color="E2E8F0"/>
+            </w:tcBorders>
+            <w:tcMar>
+              <w:top w:w="120" w:type="dxa"/>
+              <w:bottom w:w="120" w:type="dxa"/>
+              <w:left w:w="160" w:type="dxa"/>
+              <w:right w:w="160" w:type="dxa"/>
+            </w:tcMar>
+          </w:tcPr>
+          <w:p>
+            <w:pPr>
+              <w:spacing w:before="40" w:after="40" w:line="252" w:lineRule="auto"/>
+            </w:pPr>
+            <w:r>
+              <w:rPr>
+                <w:rFonts w:ascii="Consolas" w:hAnsi="Consolas"/>
+                <w:b w:val="0"/>
+                <w:i w:val="0"/>
+                <w:color w:val="1E293B"/>
+                <w:sz w:val="18"/>
+                <w:rFonts w:ascii="Consolas" w:hAnsi="Consolas" w:cs="Consolas"/>
+              </w:rPr>
+              <w:t>router.post('/', validateTaskInput, async (req, res, next) =&gt; {</w:t>
+              <w:br/>
+              <w:t xml:space="preserve">  try {</w:t>
+              <w:br/>
+              <w:t xml:space="preserve">    const newTask = new Task(req.body);</w:t>
+              <w:br/>
+              <w:t xml:space="preserve">    const saved = await newTask.save();</w:t>
+              <w:br/>
+              <w:t xml:space="preserve">    res.status(201).json(saved);</w:t>
+              <w:br/>
+              <w:t xml:space="preserve">  } catch (err) { next(err); }</w:t>
+              <w:br/>
+              <w:t>});</w:t>
+            </w:r>
+          </w:p>
+        </w:tc>
+      </w:tr>
+    </w:tbl>
     <w:p>
       <w:pPr>
-        <w:spacing w:before="80" w:after="120"/>
-        <w:ind w:left="288"/>
+        <w:spacing w:after="80"/>
+      </w:pPr>
+    </w:p>
+    <w:p>
+      <w:pPr>
+        <w:spacing w:before="240" w:after="80"/>
       </w:pPr>
       <w:r>
         <w:rPr>
-          <w:rFonts w:ascii="Consolas" w:hAnsi="Consolas"/>
-          <w:color w:val="1E293B"/>
-          <w:sz w:val="19"/>
-        </w:rPr>
-        <w:t>router.post('/', validateTaskInput, async (req, res, next) =&gt; {</w:t>
-        <w:br/>
-        <w:t xml:space="preserve">  try {</w:t>
-        <w:br/>
-        <w:t xml:space="preserve">    const newTask = new Task(req.body);</w:t>
-        <w:br/>
-        <w:t xml:space="preserve">    const saved = await newTask.save();</w:t>
-        <w:br/>
-        <w:t xml:space="preserve">    res.status(201).json(saved);</w:t>
-        <w:br/>
-        <w:t xml:space="preserve">  } catch (err) { next(err); }</w:t>
-        <w:br/>
-        <w:t>});</w:t>
-      </w:r>
-    </w:p>
-    <w:p>
-      <w:pPr>
-        <w:spacing w:before="280" w:after="120"/>
-      </w:pPr>
-      <w:r>
-        <w:rPr>
+          <w:rFonts w:ascii="Times New Roman" w:hAnsi="Times New Roman"/>
           <w:b/>
-          <w:sz w:val="40"/>
+          <w:i w:val="0"/>
+          <w:color w:val="0F172A"/>
+          <w:sz w:val="32"/>
+          <w:rFonts w:ascii="Times New Roman" w:hAnsi="Times New Roman" w:cs="Times New Roman"/>
         </w:rPr>
         <w:t>7. Practical Execution and Evidence</w:t>
       </w:r>
     </w:p>
     <w:p>
       <w:pPr>
-        <w:spacing w:after="120" w:line="276" w:lineRule="auto"/>
+        <w:spacing w:after="80" w:line="276" w:lineRule="auto"/>
       </w:pPr>
       <w:r>
         <w:rPr>
+          <w:rFonts w:ascii="Times New Roman" w:hAnsi="Times New Roman"/>
+          <w:b w:val="0"/>
+          <w:i w:val="0"/>
+          <w:color w:val="1E293B"/>
           <w:sz w:val="22"/>
+          <w:rFonts w:ascii="Times New Roman" w:hAnsi="Times New Roman" w:cs="Times New Roman"/>
         </w:rPr>
-        <w:t>The following screenshots demonstrate the verified execution, terminal logs, and live output of the implemented solution:</w:t>
+        <w:t>The following visual evidence records demonstrate the execution, terminal logs, and live output of the implemented practical:</w:t>
       </w:r>
     </w:p>
     <w:p>
       <w:pPr>
-        <w:spacing w:before="160" w:after="80"/>
+        <w:spacing w:before="160" w:after="60"/>
         <w:jc w:val="center"/>
       </w:pPr>
       <w:r>
         <w:drawing>
           <wp:inline xmlns:a="http://schemas.openxmlformats.org/drawingml/2006/main" xmlns:pic="http://schemas.openxmlformats.org/drawingml/2006/picture">
-            <wp:extent cx="5669280" cy="3401568"/>
+            <wp:extent cx="5486400" cy="3291840"/>
             <wp:docPr id="1" name="Picture 1"/>
             <wp:cNvGraphicFramePr>
               <a:graphicFrameLocks noChangeAspect="1"/>
@@ -475,7 +735,7 @@
                     <pic:cNvPicPr/>
                   </pic:nvPicPr>
                   <pic:blipFill>
-                    <a:blip r:embed="rId9"/>
+                    <a:blip r:embed="rId11"/>
                     <a:stretch>
                       <a:fillRect/>
                     </a:stretch>
@@ -483,7 +743,7 @@
                   <pic:spPr>
                     <a:xfrm>
                       <a:off x="0" y="0"/>
-                      <a:ext cx="5669280" cy="3401568"/>
+                      <a:ext cx="5486400" cy="3291840"/>
                     </a:xfrm>
                     <a:prstGeom prst="rect"/>
                   </pic:spPr>
@@ -496,27 +756,30 @@
     </w:p>
     <w:p>
       <w:pPr>
-        <w:spacing w:after="200"/>
+        <w:spacing w:after="160"/>
         <w:jc w:val="center"/>
       </w:pPr>
       <w:r>
         <w:rPr>
+          <w:rFonts w:ascii="Times New Roman" w:hAnsi="Times New Roman"/>
+          <w:b w:val="0"/>
           <w:i/>
-          <w:color w:val="64748B"/>
+          <w:color w:val="475569"/>
           <w:sz w:val="19"/>
+          <w:rFonts w:ascii="Times New Roman" w:hAnsi="Times New Roman" w:cs="Times New Roman"/>
         </w:rPr>
         <w:t>Fig. 5.1: Express server connecting to MongoDB database with readyState: 1 (CONNECTED).</w:t>
       </w:r>
     </w:p>
     <w:p>
       <w:pPr>
-        <w:spacing w:before="160" w:after="80"/>
+        <w:spacing w:before="160" w:after="60"/>
         <w:jc w:val="center"/>
       </w:pPr>
       <w:r>
         <w:drawing>
           <wp:inline xmlns:a="http://schemas.openxmlformats.org/drawingml/2006/main" xmlns:pic="http://schemas.openxmlformats.org/drawingml/2006/picture">
-            <wp:extent cx="5669280" cy="3419566"/>
+            <wp:extent cx="5486400" cy="3309257"/>
             <wp:docPr id="2" name="Picture 2"/>
             <wp:cNvGraphicFramePr>
               <a:graphicFrameLocks noChangeAspect="1"/>
@@ -529,7 +792,7 @@
                     <pic:cNvPicPr/>
                   </pic:nvPicPr>
                   <pic:blipFill>
-                    <a:blip r:embed="rId10"/>
+                    <a:blip r:embed="rId12"/>
                     <a:stretch>
                       <a:fillRect/>
                     </a:stretch>
@@ -537,7 +800,7 @@
                   <pic:spPr>
                     <a:xfrm>
                       <a:off x="0" y="0"/>
-                      <a:ext cx="5669280" cy="3419566"/>
+                      <a:ext cx="5486400" cy="3309257"/>
                     </a:xfrm>
                     <a:prstGeom prst="rect"/>
                   </pic:spPr>
@@ -550,27 +813,30 @@
     </w:p>
     <w:p>
       <w:pPr>
-        <w:spacing w:after="200"/>
+        <w:spacing w:after="160"/>
         <w:jc w:val="center"/>
       </w:pPr>
       <w:r>
         <w:rPr>
+          <w:rFonts w:ascii="Times New Roman" w:hAnsi="Times New Roman"/>
+          <w:b w:val="0"/>
           <w:i/>
-          <w:color w:val="64748B"/>
+          <w:color w:val="475569"/>
           <w:sz w:val="19"/>
+          <w:rFonts w:ascii="Times New Roman" w:hAnsi="Times New Roman" w:cs="Times New Roman"/>
         </w:rPr>
         <w:t>Fig. 5.2: Thunder Client POST /tasks creating persistent document in MongoDB.</w:t>
       </w:r>
     </w:p>
     <w:p>
       <w:pPr>
-        <w:spacing w:before="160" w:after="80"/>
+        <w:spacing w:before="160" w:after="60"/>
         <w:jc w:val="center"/>
       </w:pPr>
       <w:r>
         <w:drawing>
           <wp:inline xmlns:a="http://schemas.openxmlformats.org/drawingml/2006/main" xmlns:pic="http://schemas.openxmlformats.org/drawingml/2006/picture">
-            <wp:extent cx="5669280" cy="3419566"/>
+            <wp:extent cx="5486400" cy="3309257"/>
             <wp:docPr id="3" name="Picture 3"/>
             <wp:cNvGraphicFramePr>
               <a:graphicFrameLocks noChangeAspect="1"/>
@@ -583,7 +849,7 @@
                     <pic:cNvPicPr/>
                   </pic:nvPicPr>
                   <pic:blipFill>
-                    <a:blip r:embed="rId11"/>
+                    <a:blip r:embed="rId13"/>
                     <a:stretch>
                       <a:fillRect/>
                     </a:stretch>
@@ -591,7 +857,7 @@
                   <pic:spPr>
                     <a:xfrm>
                       <a:off x="0" y="0"/>
-                      <a:ext cx="5669280" cy="3419566"/>
+                      <a:ext cx="5486400" cy="3309257"/>
                     </a:xfrm>
                     <a:prstGeom prst="rect"/>
                   </pic:spPr>
@@ -604,27 +870,30 @@
     </w:p>
     <w:p>
       <w:pPr>
-        <w:spacing w:after="200"/>
+        <w:spacing w:after="160"/>
         <w:jc w:val="center"/>
       </w:pPr>
       <w:r>
         <w:rPr>
+          <w:rFonts w:ascii="Times New Roman" w:hAnsi="Times New Roman"/>
+          <w:b w:val="0"/>
           <w:i/>
-          <w:color w:val="64748B"/>
+          <w:color w:val="475569"/>
           <w:sz w:val="19"/>
+          <w:rFonts w:ascii="Times New Roman" w:hAnsi="Times New Roman" w:cs="Times New Roman"/>
         </w:rPr>
         <w:t>Fig. 5.3: Thunder Client GET /tasks retrieving persisted task records.</w:t>
       </w:r>
     </w:p>
     <w:p>
       <w:pPr>
-        <w:spacing w:before="160" w:after="80"/>
+        <w:spacing w:before="160" w:after="60"/>
         <w:jc w:val="center"/>
       </w:pPr>
       <w:r>
         <w:drawing>
           <wp:inline xmlns:a="http://schemas.openxmlformats.org/drawingml/2006/main" xmlns:pic="http://schemas.openxmlformats.org/drawingml/2006/picture">
-            <wp:extent cx="5669280" cy="3419566"/>
+            <wp:extent cx="5486400" cy="3309257"/>
             <wp:docPr id="4" name="Picture 4"/>
             <wp:cNvGraphicFramePr>
               <a:graphicFrameLocks noChangeAspect="1"/>
@@ -637,7 +906,7 @@
                     <pic:cNvPicPr/>
                   </pic:nvPicPr>
                   <pic:blipFill>
-                    <a:blip r:embed="rId12"/>
+                    <a:blip r:embed="rId14"/>
                     <a:stretch>
                       <a:fillRect/>
                     </a:stretch>
@@ -645,7 +914,7 @@
                   <pic:spPr>
                     <a:xfrm>
                       <a:off x="0" y="0"/>
-                      <a:ext cx="5669280" cy="3419566"/>
+                      <a:ext cx="5486400" cy="3309257"/>
                     </a:xfrm>
                     <a:prstGeom prst="rect"/>
                   </pic:spPr>
@@ -658,86 +927,117 @@
     </w:p>
     <w:p>
       <w:pPr>
-        <w:spacing w:after="200"/>
+        <w:spacing w:after="160"/>
         <w:jc w:val="center"/>
       </w:pPr>
       <w:r>
         <w:rPr>
+          <w:rFonts w:ascii="Times New Roman" w:hAnsi="Times New Roman"/>
+          <w:b w:val="0"/>
           <w:i/>
-          <w:color w:val="64748B"/>
+          <w:color w:val="475569"/>
           <w:sz w:val="19"/>
+          <w:rFonts w:ascii="Times New Roman" w:hAnsi="Times New Roman" w:cs="Times New Roman"/>
         </w:rPr>
         <w:t>Fig. 5.4: Structured HTTP 400 validation error response when task title is omitted.</w:t>
       </w:r>
     </w:p>
     <w:p>
       <w:pPr>
-        <w:spacing w:before="280" w:after="120"/>
+        <w:spacing w:before="240" w:after="80"/>
       </w:pPr>
       <w:r>
         <w:rPr>
+          <w:rFonts w:ascii="Times New Roman" w:hAnsi="Times New Roman"/>
           <w:b/>
-          <w:sz w:val="40"/>
+          <w:i w:val="0"/>
+          <w:color w:val="0F172A"/>
+          <w:sz w:val="32"/>
+          <w:rFonts w:ascii="Times New Roman" w:hAnsi="Times New Roman" w:cs="Times New Roman"/>
         </w:rPr>
         <w:t>8. Testing and Verification</w:t>
       </w:r>
     </w:p>
     <w:p>
       <w:pPr>
-        <w:pStyle w:val="ListParagraph"/>
+        <w:pStyle w:val="ListBullet"/>
         <w:spacing w:after="60" w:line="276" w:lineRule="auto"/>
       </w:pPr>
       <w:r>
         <w:rPr>
+          <w:rFonts w:ascii="Times New Roman" w:hAnsi="Times New Roman"/>
+          <w:b w:val="0"/>
+          <w:i w:val="0"/>
+          <w:color w:val="1E293B"/>
           <w:sz w:val="22"/>
+          <w:rFonts w:ascii="Times New Roman" w:hAnsi="Times New Roman" w:cs="Times New Roman"/>
         </w:rPr>
         <w:t>Test 1: GET /tasks returns 200 and list of tasks from MongoDB. [PASS]</w:t>
       </w:r>
     </w:p>
     <w:p>
       <w:pPr>
-        <w:pStyle w:val="ListParagraph"/>
+        <w:pStyle w:val="ListBullet"/>
         <w:spacing w:after="60" w:line="276" w:lineRule="auto"/>
       </w:pPr>
       <w:r>
         <w:rPr>
+          <w:rFonts w:ascii="Times New Roman" w:hAnsi="Times New Roman"/>
+          <w:b w:val="0"/>
+          <w:i w:val="0"/>
+          <w:color w:val="1E293B"/>
           <w:sz w:val="22"/>
+          <w:rFonts w:ascii="Times New Roman" w:hAnsi="Times New Roman" w:cs="Times New Roman"/>
         </w:rPr>
         <w:t>Test 2: POST /tasks with valid payload returns 201 and created MongoDB document with _id. [PASS]</w:t>
       </w:r>
     </w:p>
     <w:p>
       <w:pPr>
-        <w:pStyle w:val="ListParagraph"/>
+        <w:pStyle w:val="ListBullet"/>
         <w:spacing w:after="60" w:line="276" w:lineRule="auto"/>
       </w:pPr>
       <w:r>
         <w:rPr>
+          <w:rFonts w:ascii="Times New Roman" w:hAnsi="Times New Roman"/>
+          <w:b w:val="0"/>
+          <w:i w:val="0"/>
+          <w:color w:val="1E293B"/>
           <w:sz w:val="22"/>
+          <w:rFonts w:ascii="Times New Roman" w:hAnsi="Times New Roman" w:cs="Times New Roman"/>
         </w:rPr>
         <w:t>Test 3: POST /tasks with missing title returns 400 Validation Error. [PASS]</w:t>
       </w:r>
     </w:p>
     <w:p>
       <w:pPr>
-        <w:pStyle w:val="ListParagraph"/>
+        <w:pStyle w:val="ListBullet"/>
         <w:spacing w:after="60" w:line="276" w:lineRule="auto"/>
       </w:pPr>
       <w:r>
         <w:rPr>
+          <w:rFonts w:ascii="Times New Roman" w:hAnsi="Times New Roman"/>
+          <w:b w:val="0"/>
+          <w:i w:val="0"/>
+          <w:color w:val="1E293B"/>
           <w:sz w:val="22"/>
+          <w:rFonts w:ascii="Times New Roman" w:hAnsi="Times New Roman" w:cs="Times New Roman"/>
         </w:rPr>
         <w:t>Test 4: GET /tasks/:id with valid ID returns task; with unknown ID returns 404. [PASS]</w:t>
       </w:r>
     </w:p>
     <w:p>
       <w:pPr>
-        <w:spacing w:before="280" w:after="120"/>
+        <w:spacing w:before="240" w:after="80"/>
       </w:pPr>
       <w:r>
         <w:rPr>
+          <w:rFonts w:ascii="Times New Roman" w:hAnsi="Times New Roman"/>
           <w:b/>
-          <w:sz w:val="40"/>
+          <w:i w:val="0"/>
+          <w:color w:val="0F172A"/>
+          <w:sz w:val="32"/>
+          <w:rFonts w:ascii="Times New Roman" w:hAnsi="Times New Roman" w:cs="Times New Roman"/>
         </w:rPr>
         <w:t>9. Key Questions and Answers (Viva Preparation)</w:t>
       </w:r>
@@ -748,21 +1048,30 @@
       </w:pPr>
       <w:r>
         <w:rPr>
+          <w:rFonts w:ascii="Times New Roman" w:hAnsi="Times New Roman"/>
           <w:b/>
+          <w:i w:val="0"/>
+          <w:color w:val="0F172A"/>
           <w:sz w:val="22"/>
+          <w:rFonts w:ascii="Times New Roman" w:hAnsi="Times New Roman" w:cs="Times New Roman"/>
         </w:rPr>
-        <w:t>Q: What is the purpose of a schema in MongoDB if MongoDB itself is schema-less?</w:t>
+        <w:t>Q1. What is the purpose of a schema in MongoDB if MongoDB itself is schema-less?</w:t>
       </w:r>
     </w:p>
     <w:p>
       <w:pPr>
-        <w:spacing w:after="120"/>
+        <w:spacing w:after="120" w:line="276" w:lineRule="auto"/>
       </w:pPr>
       <w:r>
         <w:rPr>
+          <w:rFonts w:ascii="Times New Roman" w:hAnsi="Times New Roman"/>
+          <w:b w:val="0"/>
+          <w:i w:val="0"/>
+          <w:color w:val="334155"/>
           <w:sz w:val="22"/>
+          <w:rFonts w:ascii="Times New Roman" w:hAnsi="Times New Roman" w:cs="Times New Roman"/>
         </w:rPr>
-        <w:t>A: MongoDB allows documents in the same collection to have different structures. Mongoose schemas enforce application-level predictability, strict data types, required constraints, and validation rules before erroneous data corrupts the database.</w:t>
+        <w:t>Ans: MongoDB allows documents in the same collection to have different structures. Mongoose schemas enforce application-level predictability, strict data types, required constraints, and validation rules before erroneous data corrupts the database.</w:t>
       </w:r>
     </w:p>
     <w:p>
@@ -771,21 +1080,30 @@
       </w:pPr>
       <w:r>
         <w:rPr>
+          <w:rFonts w:ascii="Times New Roman" w:hAnsi="Times New Roman"/>
           <w:b/>
+          <w:i w:val="0"/>
+          <w:color w:val="0F172A"/>
           <w:sz w:val="22"/>
+          <w:rFonts w:ascii="Times New Roman" w:hAnsi="Times New Roman" w:cs="Times New Roman"/>
         </w:rPr>
-        <w:t>Q: Why is it important to validate fields at the database schema level rather than relying on frontend validation?</w:t>
+        <w:t>Q2. Why is it important to validate fields at the database schema level rather than relying on frontend validation?</w:t>
       </w:r>
     </w:p>
     <w:p>
       <w:pPr>
-        <w:spacing w:after="120"/>
+        <w:spacing w:after="120" w:line="276" w:lineRule="auto"/>
       </w:pPr>
       <w:r>
         <w:rPr>
+          <w:rFonts w:ascii="Times New Roman" w:hAnsi="Times New Roman"/>
+          <w:b w:val="0"/>
+          <w:i w:val="0"/>
+          <w:color w:val="334155"/>
           <w:sz w:val="22"/>
+          <w:rFonts w:ascii="Times New Roman" w:hAnsi="Times New Roman" w:cs="Times New Roman"/>
         </w:rPr>
-        <w:t>A: Frontend validation can be bypassed easily using cURL, Postman, or disabled browser scripts. Server and schema validation act as the ultimate line of defense for database integrity.</w:t>
+        <w:t>Ans: Frontend validation can be bypassed easily using cURL, Postman, or disabled browser scripts. Server and schema validation act as the ultimate line of defense for database integrity.</w:t>
       </w:r>
     </w:p>
     <w:p>
@@ -794,153 +1112,14 @@
       </w:pPr>
       <w:r>
         <w:rPr>
+          <w:rFonts w:ascii="Times New Roman" w:hAnsi="Times New Roman"/>
           <w:b/>
+          <w:i w:val="0"/>
+          <w:color w:val="0F172A"/>
           <w:sz w:val="22"/>
+          <w:rFonts w:ascii="Times New Roman" w:hAnsi="Times New Roman" w:cs="Times New Roman"/>
         </w:rPr>
-        <w:t>Q: What happens internally when a document fails Mongoose validation?</w:t>
-      </w:r>
-    </w:p>
-    <w:p>
-      <w:pPr>
-        <w:spacing w:after="120"/>
-      </w:pPr>
-      <w:r>
-        <w:rPr>
-          <w:sz w:val="22"/>
-        </w:rPr>
-        <w:t>A: Mongoose intercepts the operation during document validation before executing the MongoDB driver write command. It throws a ValidationError which is caught in a try/catch and handled by the error middleware.</w:t>
-      </w:r>
-    </w:p>
-    <w:p>
-      <w:pPr>
-        <w:spacing w:before="280" w:after="120"/>
-      </w:pPr>
-      <w:r>
-        <w:rPr>
-          <w:b/>
-          <w:sz w:val="40"/>
-        </w:rPr>
-        <w:t>10. Common Errors and Troubleshooting Guide</w:t>
-      </w:r>
-    </w:p>
-    <w:p>
-      <w:pPr>
-        <w:pStyle w:val="ListParagraph"/>
-        <w:spacing w:after="60" w:line="276" w:lineRule="auto"/>
-      </w:pPr>
-      <w:r>
-        <w:rPr>
-          <w:sz w:val="22"/>
-        </w:rPr>
-        <w:t>Issue: MongoDB connection times out</w:t>
-      </w:r>
-    </w:p>
-    <w:p>
-      <w:pPr>
-        <w:pStyle w:val="ListParagraph"/>
-        <w:spacing w:after="60" w:line="276" w:lineRule="auto"/>
-      </w:pPr>
-      <w:r>
-        <w:rPr>
-          <w:sz w:val="22"/>
-        </w:rPr>
-        <w:t xml:space="preserve">  • Likely Cause: Incorrect MONGO_URI or local mongod service not running</w:t>
-      </w:r>
-    </w:p>
-    <w:p>
-      <w:pPr>
-        <w:pStyle w:val="ListParagraph"/>
-        <w:spacing w:after="60" w:line="276" w:lineRule="auto"/>
-      </w:pPr>
-      <w:r>
-        <w:rPr>
-          <w:sz w:val="22"/>
-        </w:rPr>
-        <w:t xml:space="preserve">  • Resolution / Fix: Ensure mongodb://127.0.0.1:27017 is running or start MongoDB daemon via service/Docker.</w:t>
-      </w:r>
-    </w:p>
-    <w:p>
-      <w:pPr>
-        <w:pStyle w:val="ListParagraph"/>
-        <w:spacing w:after="60" w:line="276" w:lineRule="auto"/>
-      </w:pPr>
-      <w:r>
-        <w:rPr>
-          <w:sz w:val="22"/>
-        </w:rPr>
-        <w:t>Issue: Validation error not caught</w:t>
-      </w:r>
-    </w:p>
-    <w:p>
-      <w:pPr>
-        <w:pStyle w:val="ListParagraph"/>
-        <w:spacing w:after="60" w:line="276" w:lineRule="auto"/>
-      </w:pPr>
-      <w:r>
-        <w:rPr>
-          <w:sz w:val="22"/>
-        </w:rPr>
-        <w:t xml:space="preserve">  • Likely Cause: Async Mongoose operation not wrapped in try/catch</w:t>
-      </w:r>
-    </w:p>
-    <w:p>
-      <w:pPr>
-        <w:pStyle w:val="ListParagraph"/>
-        <w:spacing w:after="60" w:line="276" w:lineRule="auto"/>
-      </w:pPr>
-      <w:r>
-        <w:rPr>
-          <w:sz w:val="22"/>
-        </w:rPr>
-        <w:t xml:space="preserve">  • Resolution / Fix: Wrap all await Task calls in try/catch and pass err to next(err).</w:t>
-      </w:r>
-    </w:p>
-    <w:p>
-      <w:pPr>
-        <w:pStyle w:val="ListParagraph"/>
-        <w:spacing w:after="60" w:line="276" w:lineRule="auto"/>
-      </w:pPr>
-      <w:r>
-        <w:rPr>
-          <w:sz w:val="22"/>
-        </w:rPr>
-        <w:t>Issue: Data disappears after restart</w:t>
-      </w:r>
-    </w:p>
-    <w:p>
-      <w:pPr>
-        <w:pStyle w:val="ListParagraph"/>
-        <w:spacing w:after="60" w:line="276" w:lineRule="auto"/>
-      </w:pPr>
-      <w:r>
-        <w:rPr>
-          <w:sz w:val="22"/>
-        </w:rPr>
-        <w:t xml:space="preserve">  • Likely Cause: Server still mutating in-memory array</w:t>
-      </w:r>
-    </w:p>
-    <w:p>
-      <w:pPr>
-        <w:pStyle w:val="ListParagraph"/>
-        <w:spacing w:after="60" w:line="276" w:lineRule="auto"/>
-      </w:pPr>
-      <w:r>
-        <w:rPr>
-          <w:sz w:val="22"/>
-        </w:rPr>
-        <w:t xml:space="preserve">  • Resolution / Fix: Verify mongoose.connection.readyState === 1 and Task model methods are active.</w:t>
-      </w:r>
-    </w:p>
-    <w:p>
-      <w:pPr>
-        <w:spacing w:before="280" w:after="120"/>
-      </w:pPr>
-      <w:r>
-        <w:rPr>
-          <w:b/>
-          <w:sz w:val="40"/>
-        </w:rPr>
-        <w:t>11. Learning Outcome</w:t>
+        <w:t>Q3. What happens internally when a document fails Mongoose validation?</w:t>
       </w:r>
     </w:p>
     <w:p>
@@ -949,42 +1128,305 @@
       </w:pPr>
       <w:r>
         <w:rPr>
+          <w:rFonts w:ascii="Times New Roman" w:hAnsi="Times New Roman"/>
+          <w:b w:val="0"/>
+          <w:i w:val="0"/>
+          <w:color w:val="334155"/>
           <w:sz w:val="22"/>
+          <w:rFonts w:ascii="Times New Roman" w:hAnsi="Times New Roman" w:cs="Times New Roman"/>
+        </w:rPr>
+        <w:t>Ans: Mongoose intercepts the operation during document validation before executing the MongoDB driver write command. It throws a ValidationError which is caught in a try/catch and handled by the error middleware.</w:t>
+      </w:r>
+    </w:p>
+    <w:p>
+      <w:pPr>
+        <w:spacing w:before="240" w:after="80"/>
+      </w:pPr>
+      <w:r>
+        <w:rPr>
+          <w:rFonts w:ascii="Times New Roman" w:hAnsi="Times New Roman"/>
+          <w:b/>
+          <w:i w:val="0"/>
+          <w:color w:val="0F172A"/>
+          <w:sz w:val="32"/>
+          <w:rFonts w:ascii="Times New Roman" w:hAnsi="Times New Roman" w:cs="Times New Roman"/>
+        </w:rPr>
+        <w:t>10. Common Errors and Troubleshooting Guide</w:t>
+      </w:r>
+    </w:p>
+    <w:p>
+      <w:pPr>
+        <w:pStyle w:val="ListBullet"/>
+        <w:spacing w:after="60" w:line="276" w:lineRule="auto"/>
+      </w:pPr>
+      <w:r>
+        <w:rPr>
+          <w:rFonts w:ascii="Times New Roman" w:hAnsi="Times New Roman"/>
+          <w:b w:val="0"/>
+          <w:i w:val="0"/>
+          <w:color w:val="1E293B"/>
+          <w:sz w:val="22"/>
+          <w:rFonts w:ascii="Times New Roman" w:hAnsi="Times New Roman" w:cs="Times New Roman"/>
+        </w:rPr>
+        <w:t>Issue: MongoDB connection times out</w:t>
+      </w:r>
+    </w:p>
+    <w:p>
+      <w:pPr>
+        <w:pStyle w:val="ListBullet"/>
+        <w:spacing w:after="60" w:line="276" w:lineRule="auto"/>
+      </w:pPr>
+      <w:r>
+        <w:rPr>
+          <w:rFonts w:ascii="Times New Roman" w:hAnsi="Times New Roman"/>
+          <w:b w:val="0"/>
+          <w:i w:val="0"/>
+          <w:color w:val="1E293B"/>
+          <w:sz w:val="22"/>
+          <w:rFonts w:ascii="Times New Roman" w:hAnsi="Times New Roman" w:cs="Times New Roman"/>
+        </w:rPr>
+        <w:t xml:space="preserve">  • Likely Cause: Incorrect MONGO_URI or local mongod service not running</w:t>
+      </w:r>
+    </w:p>
+    <w:p>
+      <w:pPr>
+        <w:pStyle w:val="ListBullet"/>
+        <w:spacing w:after="60" w:line="276" w:lineRule="auto"/>
+      </w:pPr>
+      <w:r>
+        <w:rPr>
+          <w:rFonts w:ascii="Times New Roman" w:hAnsi="Times New Roman"/>
+          <w:b w:val="0"/>
+          <w:i w:val="0"/>
+          <w:color w:val="1E293B"/>
+          <w:sz w:val="22"/>
+          <w:rFonts w:ascii="Times New Roman" w:hAnsi="Times New Roman" w:cs="Times New Roman"/>
+        </w:rPr>
+        <w:t xml:space="preserve">  • Resolution / Fix: Ensure mongodb://127.0.0.1:27017 is running or start MongoDB daemon via service/Docker.</w:t>
+      </w:r>
+    </w:p>
+    <w:p>
+      <w:pPr>
+        <w:pStyle w:val="ListBullet"/>
+        <w:spacing w:after="60" w:line="276" w:lineRule="auto"/>
+      </w:pPr>
+      <w:r>
+        <w:rPr>
+          <w:rFonts w:ascii="Times New Roman" w:hAnsi="Times New Roman"/>
+          <w:b w:val="0"/>
+          <w:i w:val="0"/>
+          <w:color w:val="1E293B"/>
+          <w:sz w:val="22"/>
+          <w:rFonts w:ascii="Times New Roman" w:hAnsi="Times New Roman" w:cs="Times New Roman"/>
+        </w:rPr>
+        <w:t>Issue: Validation error not caught</w:t>
+      </w:r>
+    </w:p>
+    <w:p>
+      <w:pPr>
+        <w:pStyle w:val="ListBullet"/>
+        <w:spacing w:after="60" w:line="276" w:lineRule="auto"/>
+      </w:pPr>
+      <w:r>
+        <w:rPr>
+          <w:rFonts w:ascii="Times New Roman" w:hAnsi="Times New Roman"/>
+          <w:b w:val="0"/>
+          <w:i w:val="0"/>
+          <w:color w:val="1E293B"/>
+          <w:sz w:val="22"/>
+          <w:rFonts w:ascii="Times New Roman" w:hAnsi="Times New Roman" w:cs="Times New Roman"/>
+        </w:rPr>
+        <w:t xml:space="preserve">  • Likely Cause: Async Mongoose operation not wrapped in try/catch</w:t>
+      </w:r>
+    </w:p>
+    <w:p>
+      <w:pPr>
+        <w:pStyle w:val="ListBullet"/>
+        <w:spacing w:after="60" w:line="276" w:lineRule="auto"/>
+      </w:pPr>
+      <w:r>
+        <w:rPr>
+          <w:rFonts w:ascii="Times New Roman" w:hAnsi="Times New Roman"/>
+          <w:b w:val="0"/>
+          <w:i w:val="0"/>
+          <w:color w:val="1E293B"/>
+          <w:sz w:val="22"/>
+          <w:rFonts w:ascii="Times New Roman" w:hAnsi="Times New Roman" w:cs="Times New Roman"/>
+        </w:rPr>
+        <w:t xml:space="preserve">  • Resolution / Fix: Wrap all await Task calls in try/catch and pass err to next(err).</w:t>
+      </w:r>
+    </w:p>
+    <w:p>
+      <w:pPr>
+        <w:pStyle w:val="ListBullet"/>
+        <w:spacing w:after="60" w:line="276" w:lineRule="auto"/>
+      </w:pPr>
+      <w:r>
+        <w:rPr>
+          <w:rFonts w:ascii="Times New Roman" w:hAnsi="Times New Roman"/>
+          <w:b w:val="0"/>
+          <w:i w:val="0"/>
+          <w:color w:val="1E293B"/>
+          <w:sz w:val="22"/>
+          <w:rFonts w:ascii="Times New Roman" w:hAnsi="Times New Roman" w:cs="Times New Roman"/>
+        </w:rPr>
+        <w:t>Issue: Data disappears after restart</w:t>
+      </w:r>
+    </w:p>
+    <w:p>
+      <w:pPr>
+        <w:pStyle w:val="ListBullet"/>
+        <w:spacing w:after="60" w:line="276" w:lineRule="auto"/>
+      </w:pPr>
+      <w:r>
+        <w:rPr>
+          <w:rFonts w:ascii="Times New Roman" w:hAnsi="Times New Roman"/>
+          <w:b w:val="0"/>
+          <w:i w:val="0"/>
+          <w:color w:val="1E293B"/>
+          <w:sz w:val="22"/>
+          <w:rFonts w:ascii="Times New Roman" w:hAnsi="Times New Roman" w:cs="Times New Roman"/>
+        </w:rPr>
+        <w:t xml:space="preserve">  • Likely Cause: Server still mutating in-memory array</w:t>
+      </w:r>
+    </w:p>
+    <w:p>
+      <w:pPr>
+        <w:pStyle w:val="ListBullet"/>
+        <w:spacing w:after="60" w:line="276" w:lineRule="auto"/>
+      </w:pPr>
+      <w:r>
+        <w:rPr>
+          <w:rFonts w:ascii="Times New Roman" w:hAnsi="Times New Roman"/>
+          <w:b w:val="0"/>
+          <w:i w:val="0"/>
+          <w:color w:val="1E293B"/>
+          <w:sz w:val="22"/>
+          <w:rFonts w:ascii="Times New Roman" w:hAnsi="Times New Roman" w:cs="Times New Roman"/>
+        </w:rPr>
+        <w:t xml:space="preserve">  • Resolution / Fix: Verify mongoose.connection.readyState === 1 and Task model methods are active.</w:t>
+      </w:r>
+    </w:p>
+    <w:p>
+      <w:pPr>
+        <w:spacing w:before="240" w:after="80"/>
+      </w:pPr>
+      <w:r>
+        <w:rPr>
+          <w:rFonts w:ascii="Times New Roman" w:hAnsi="Times New Roman"/>
+          <w:b/>
+          <w:i w:val="0"/>
+          <w:color w:val="0F172A"/>
+          <w:sz w:val="32"/>
+          <w:rFonts w:ascii="Times New Roman" w:hAnsi="Times New Roman" w:cs="Times New Roman"/>
+        </w:rPr>
+        <w:t>11. Learning Outcome</w:t>
+      </w:r>
+    </w:p>
+    <w:p>
+      <w:pPr>
+        <w:spacing w:after="80" w:line="276" w:lineRule="auto"/>
+      </w:pPr>
+      <w:r>
+        <w:rPr>
+          <w:rFonts w:ascii="Times New Roman" w:hAnsi="Times New Roman"/>
+          <w:b w:val="0"/>
+          <w:i w:val="0"/>
+          <w:color w:val="1E293B"/>
+          <w:sz w:val="22"/>
+          <w:rFonts w:ascii="Times New Roman" w:hAnsi="Times New Roman" w:cs="Times New Roman"/>
         </w:rPr>
         <w:t>I successfully connected an Express application to MongoDB using Mongoose, designed a validated schema with enums and pre-save hooks, and verified persistent CRUD storage.</w:t>
       </w:r>
     </w:p>
     <w:p>
       <w:pPr>
-        <w:spacing w:before="280" w:after="120"/>
+        <w:spacing w:before="240" w:after="80"/>
       </w:pPr>
       <w:r>
         <w:rPr>
+          <w:rFonts w:ascii="Times New Roman" w:hAnsi="Times New Roman"/>
           <w:b/>
-          <w:sz w:val="40"/>
+          <w:i w:val="0"/>
+          <w:color w:val="0F172A"/>
+          <w:sz w:val="32"/>
+          <w:rFonts w:ascii="Times New Roman" w:hAnsi="Times New Roman" w:cs="Times New Roman"/>
         </w:rPr>
         <w:t>12. Student Reflection</w:t>
       </w:r>
     </w:p>
     <w:p>
       <w:pPr>
-        <w:spacing w:after="120" w:line="276" w:lineRule="auto"/>
+        <w:spacing w:after="80" w:line="276" w:lineRule="auto"/>
       </w:pPr>
       <w:r>
         <w:rPr>
+          <w:rFonts w:ascii="Times New Roman" w:hAnsi="Times New Roman"/>
+          <w:b w:val="0"/>
+          <w:i w:val="0"/>
+          <w:color w:val="1E293B"/>
           <w:sz w:val="22"/>
+          <w:rFonts w:ascii="Times New Roman" w:hAnsi="Times New Roman" w:cs="Times New Roman"/>
         </w:rPr>
         <w:t>Working with Mongoose schema hooks deepened my understanding of data pipelines and defensive backend engineering, ensuring consistent document formatting across endpoints.</w:t>
       </w:r>
     </w:p>
     <w:sectPr>
+      <w:headerReference w:type="default" r:id="rId9"/>
+      <w:footerReference w:type="default" r:id="rId10"/>
       <w:pgSz w:w="12240" w:h="15840"/>
-      <w:pgMar w:top="1080" w:right="1080" w:bottom="1080" w:left="1080" w:header="720" w:footer="720" w:gutter="0"/>
+      <w:pgMar w:top="936" w:right="1080" w:bottom="936" w:left="1080" w:header="720" w:footer="720" w:gutter="0"/>
       <w:cols w:space="720"/>
       <w:docGrid w:linePitch="360"/>
     </w:sectPr>
   </w:body>
 </w:document>
+</file>
+
+<file path=word/footer1.xml><?xml version="1.0" encoding="utf-8"?>
+<w:ftr xmlns:m="http://schemas.openxmlformats.org/officeDocument/2006/math" xmlns:mc="http://schemas.openxmlformats.org/markup-compatibility/2006" xmlns:mo="http://schemas.microsoft.com/office/mac/office/2008/main" xmlns:mv="urn:schemas-microsoft-com:mac:vml" xmlns:o="urn:schemas-microsoft-com:office:office" xmlns:r="http://schemas.openxmlformats.org/officeDocument/2006/relationships" xmlns:v="urn:schemas-microsoft-com:vml" xmlns:w10="urn:schemas-microsoft-com:office:word" xmlns:w14="http://schemas.microsoft.com/office/word/2010/wordml" xmlns:w="http://schemas.openxmlformats.org/wordprocessingml/2006/main" xmlns:wne="http://schemas.microsoft.com/office/word/2006/wordml" xmlns:wp14="http://schemas.microsoft.com/office/word/2010/wordprocessingDrawing" xmlns:wp="http://schemas.openxmlformats.org/drawingml/2006/wordprocessingDrawing" xmlns:wpc="http://schemas.microsoft.com/office/word/2010/wordprocessingCanvas" xmlns:wpg="http://schemas.microsoft.com/office/word/2010/wordprocessingGroup" xmlns:wpi="http://schemas.microsoft.com/office/word/2010/wordprocessingInk" xmlns:wps="http://schemas.microsoft.com/office/word/2010/wordprocessingShape" mc:Ignorable="w14 wp14">
+  <w:p>
+    <w:pPr>
+      <w:pStyle w:val="Footer"/>
+      <w:jc w:val="center"/>
+    </w:pPr>
+    <w:r/>
+    <w:r>
+      <w:rPr>
+        <w:rFonts w:ascii="Times New Roman" w:hAnsi="Times New Roman"/>
+        <w:b w:val="0"/>
+        <w:i/>
+        <w:color w:val="64748B"/>
+        <w:sz w:val="19"/>
+        <w:rFonts w:ascii="Times New Roman" w:hAnsi="Times New Roman" w:cs="Times New Roman"/>
+      </w:rPr>
+      <w:t>24DIT021 | CHARUSAT DEPSTAR IT</w:t>
+    </w:r>
+  </w:p>
+</w:ftr>
+</file>
+
+<file path=word/header1.xml><?xml version="1.0" encoding="utf-8"?>
+<w:hdr xmlns:m="http://schemas.openxmlformats.org/officeDocument/2006/math" xmlns:mc="http://schemas.openxmlformats.org/markup-compatibility/2006" xmlns:mo="http://schemas.microsoft.com/office/mac/office/2008/main" xmlns:mv="urn:schemas-microsoft-com:mac:vml" xmlns:o="urn:schemas-microsoft-com:office:office" xmlns:r="http://schemas.openxmlformats.org/officeDocument/2006/relationships" xmlns:v="urn:schemas-microsoft-com:vml" xmlns:w10="urn:schemas-microsoft-com:office:word" xmlns:w14="http://schemas.microsoft.com/office/word/2010/wordml" xmlns:w="http://schemas.openxmlformats.org/wordprocessingml/2006/main" xmlns:wne="http://schemas.microsoft.com/office/word/2006/wordml" xmlns:wp14="http://schemas.microsoft.com/office/word/2010/wordprocessingDrawing" xmlns:wp="http://schemas.openxmlformats.org/drawingml/2006/wordprocessingDrawing" xmlns:wpc="http://schemas.microsoft.com/office/word/2010/wordprocessingCanvas" xmlns:wpg="http://schemas.microsoft.com/office/word/2010/wordprocessingGroup" xmlns:wpi="http://schemas.microsoft.com/office/word/2010/wordprocessingInk" xmlns:wps="http://schemas.microsoft.com/office/word/2010/wordprocessingShape" mc:Ignorable="w14 wp14">
+  <w:p>
+    <w:pPr>
+      <w:pStyle w:val="Header"/>
+      <w:jc w:val="right"/>
+    </w:pPr>
+    <w:r/>
+    <w:r>
+      <w:rPr>
+        <w:rFonts w:ascii="Times New Roman" w:hAnsi="Times New Roman"/>
+        <w:b/>
+        <w:i w:val="0"/>
+        <w:color w:val="475569"/>
+        <w:sz w:val="20"/>
+        <w:rFonts w:ascii="Times New Roman" w:hAnsi="Times New Roman" w:cs="Times New Roman"/>
+      </w:rPr>
+      <w:t>24DIT021</w:t>
+    </w:r>
+  </w:p>
+</w:hdr>
 </file>
 
 <file path=word/numbering.xml><?xml version="1.0" encoding="utf-8"?>
